--- a/小学口算挑战系统_概要设计文档.docx
+++ b/小学口算挑战系统_概要设计文档.docx
@@ -101,40 +101,120 @@
       <w:pPr>
         <w:jc w:val="center"/>
         <w:rPr>
-          <w:rFonts w:hint="default" w:ascii="Times New Roman" w:hAnsi="Times New Roman" w:eastAsia="微软雅黑" w:cs="Times New Roman"/>
-          <w:lang w:val="en-US" w:eastAsia="zh-CN"/>
-        </w:rPr>
-      </w:pPr>
-      <w:r>
-        <w:rPr>
-          <w:rFonts w:hint="default" w:ascii="Times New Roman" w:hAnsi="Times New Roman" w:eastAsia="微软雅黑" w:cs="Times New Roman"/>
-          <w:color w:val="666666"/>
-          <w:sz w:val="24"/>
-        </w:rPr>
-        <w:t>编写人：</w:t>
-      </w:r>
-      <w:r>
-        <w:rPr>
           <w:rFonts w:hint="default" w:ascii="Times New Roman" w:hAnsi="Times New Roman" w:cs="Times New Roman"/>
           <w:color w:val="666666"/>
           <w:sz w:val="24"/>
           <w:lang w:val="en-US" w:eastAsia="zh-CN"/>
         </w:rPr>
+      </w:pPr>
+      <w:r>
+        <w:rPr>
+          <w:rFonts w:hint="default" w:ascii="Times New Roman" w:hAnsi="Times New Roman" w:eastAsia="微软雅黑" w:cs="Times New Roman"/>
+          <w:color w:val="666666"/>
+          <w:sz w:val="24"/>
+        </w:rPr>
+        <w:t>编写人：</w:t>
+      </w:r>
+      <w:r>
+        <w:rPr>
+          <w:rFonts w:hint="default" w:ascii="Times New Roman" w:hAnsi="Times New Roman" w:cs="Times New Roman"/>
+          <w:color w:val="666666"/>
+          <w:sz w:val="24"/>
+          <w:lang w:val="en-US" w:eastAsia="zh-CN"/>
+        </w:rPr>
         <w:t>佟硕</w:t>
       </w:r>
     </w:p>
     <w:p>
       <w:pPr>
+        <w:jc w:val="center"/>
+        <w:rPr>
+          <w:rFonts w:hint="eastAsia" w:ascii="Times New Roman" w:hAnsi="Times New Roman" w:cs="Times New Roman"/>
+          <w:color w:val="666666"/>
+          <w:sz w:val="24"/>
+          <w:lang w:val="en-US" w:eastAsia="zh-CN"/>
+        </w:rPr>
+      </w:pPr>
+      <w:r>
+        <w:rPr>
+          <w:rFonts w:hint="eastAsia" w:ascii="Times New Roman" w:hAnsi="Times New Roman" w:cs="Times New Roman"/>
+          <w:color w:val="666666"/>
+          <w:sz w:val="24"/>
+          <w:lang w:val="en-US" w:eastAsia="zh-CN"/>
+        </w:rPr>
+        <w:t>仓库链接：</w:t>
+      </w:r>
+      <w:r>
+        <w:rPr>
+          <w:rFonts w:hint="eastAsia" w:ascii="Times New Roman" w:hAnsi="Times New Roman" w:cs="Times New Roman"/>
+          <w:color w:val="666666"/>
+          <w:sz w:val="24"/>
+          <w:lang w:val="en-US" w:eastAsia="zh-CN"/>
+        </w:rPr>
+        <w:fldChar w:fldCharType="begin"/>
+      </w:r>
+      <w:r>
+        <w:rPr>
+          <w:rFonts w:hint="eastAsia" w:ascii="Times New Roman" w:hAnsi="Times New Roman" w:cs="Times New Roman"/>
+          <w:color w:val="666666"/>
+          <w:sz w:val="24"/>
+          <w:lang w:val="en-US" w:eastAsia="zh-CN"/>
+        </w:rPr>
+        <w:instrText xml:space="preserve"> HYPERLINK "https://github.com/Shuo-tong/Software-construction-work.git" </w:instrText>
+      </w:r>
+      <w:r>
+        <w:rPr>
+          <w:rFonts w:hint="eastAsia" w:ascii="Times New Roman" w:hAnsi="Times New Roman" w:cs="Times New Roman"/>
+          <w:color w:val="666666"/>
+          <w:sz w:val="24"/>
+          <w:lang w:val="en-US" w:eastAsia="zh-CN"/>
+        </w:rPr>
+        <w:fldChar w:fldCharType="separate"/>
+      </w:r>
+      <w:r>
+        <w:rPr>
+          <w:rStyle w:val="135"/>
+          <w:rFonts w:hint="eastAsia" w:ascii="Times New Roman" w:hAnsi="Times New Roman" w:cs="Times New Roman"/>
+          <w:sz w:val="24"/>
+          <w:lang w:val="en-US" w:eastAsia="zh-CN"/>
+        </w:rPr>
+        <w:t>https://github.com/Shuo-tong/Software-construction-work.git</w:t>
+      </w:r>
+      <w:r>
+        <w:rPr>
+          <w:rFonts w:hint="eastAsia" w:ascii="Times New Roman" w:hAnsi="Times New Roman" w:cs="Times New Roman"/>
+          <w:color w:val="666666"/>
+          <w:sz w:val="24"/>
+          <w:lang w:val="en-US" w:eastAsia="zh-CN"/>
+        </w:rPr>
+        <w:fldChar w:fldCharType="end"/>
+      </w:r>
+    </w:p>
+    <w:p>
+      <w:pPr>
+        <w:jc w:val="center"/>
         <w:rPr>
           <w:rFonts w:hint="default" w:ascii="Times New Roman" w:hAnsi="Times New Roman" w:cs="Times New Roman"/>
-        </w:rPr>
-      </w:pPr>
-      <w:r>
+          <w:color w:val="666666"/>
+          <w:sz w:val="24"/>
+          <w:lang w:val="en-US" w:eastAsia="zh-CN"/>
+        </w:rPr>
+      </w:pPr>
+    </w:p>
+    <w:p>
+      <w:pPr>
         <w:rPr>
           <w:rFonts w:hint="default" w:ascii="Times New Roman" w:hAnsi="Times New Roman" w:cs="Times New Roman"/>
         </w:rPr>
+      </w:pPr>
+      <w:r>
+        <w:rPr>
+          <w:rFonts w:hint="default" w:ascii="Times New Roman" w:hAnsi="Times New Roman" w:cs="Times New Roman"/>
+        </w:rPr>
         <w:br w:type="page"/>
       </w:r>
+      <w:bookmarkStart w:id="0" w:name="_GoBack"/>
+      <w:bookmarkEnd w:id="0"/>
     </w:p>
     <w:p>
       <w:pPr>
@@ -461,13 +541,7 @@
         <w:rPr>
           <w:rFonts w:hint="default" w:ascii="Times New Roman" w:hAnsi="Times New Roman" w:eastAsia="宋体" w:cs="Times New Roman"/>
         </w:rPr>
-        <w:t xml:space="preserve">1  </w:t>
-      </w:r>
-      <w:r>
-        <w:rPr>
-          <w:rFonts w:hint="default" w:ascii="Times New Roman" w:hAnsi="Times New Roman" w:eastAsia="宋体" w:cs="Times New Roman"/>
-        </w:rPr>
-        <w:t>项目整体概述</w:t>
+        <w:t>1  项目整体概述</w:t>
       </w:r>
     </w:p>
     <w:p>
@@ -481,13 +555,7 @@
         <w:rPr>
           <w:rFonts w:hint="default" w:ascii="Times New Roman" w:hAnsi="Times New Roman" w:eastAsia="宋体" w:cs="Times New Roman"/>
         </w:rPr>
-        <w:t xml:space="preserve">1.1  </w:t>
-      </w:r>
-      <w:r>
-        <w:rPr>
-          <w:rFonts w:hint="default" w:ascii="Times New Roman" w:hAnsi="Times New Roman" w:eastAsia="宋体" w:cs="Times New Roman"/>
-        </w:rPr>
-        <w:t>项目开发背景</w:t>
+        <w:t>1.1  项目开发背景</w:t>
       </w:r>
     </w:p>
     <w:p>
@@ -529,13 +597,7 @@
         <w:rPr>
           <w:rFonts w:hint="default" w:ascii="Times New Roman" w:hAnsi="Times New Roman" w:eastAsia="宋体" w:cs="Times New Roman"/>
         </w:rPr>
-        <w:t xml:space="preserve">1.2  </w:t>
-      </w:r>
-      <w:r>
-        <w:rPr>
-          <w:rFonts w:hint="default" w:ascii="Times New Roman" w:hAnsi="Times New Roman" w:eastAsia="宋体" w:cs="Times New Roman"/>
-        </w:rPr>
-        <w:t>核心用途</w:t>
+        <w:t>1.2  核心用途</w:t>
       </w:r>
     </w:p>
     <w:p>
@@ -701,6 +763,7 @@
       <w:pPr>
         <w:pStyle w:val="16"/>
         <w:numPr>
+          <w:ilvl w:val="0"/>
           <w:numId w:val="0"/>
         </w:numPr>
         <w:ind w:leftChars="0"/>
@@ -1015,6 +1078,7 @@
       <w:pPr>
         <w:pStyle w:val="16"/>
         <w:numPr>
+          <w:ilvl w:val="0"/>
           <w:numId w:val="0"/>
         </w:numPr>
         <w:ind w:leftChars="0"/>
@@ -1040,6 +1104,7 @@
       <w:pPr>
         <w:pStyle w:val="16"/>
         <w:numPr>
+          <w:ilvl w:val="0"/>
           <w:numId w:val="0"/>
         </w:numPr>
         <w:ind w:leftChars="0"/>
@@ -1065,6 +1130,7 @@
       <w:pPr>
         <w:pStyle w:val="16"/>
         <w:numPr>
+          <w:ilvl w:val="0"/>
           <w:numId w:val="0"/>
         </w:numPr>
         <w:ind w:leftChars="0"/>
@@ -1090,6 +1156,7 @@
       <w:pPr>
         <w:pStyle w:val="16"/>
         <w:numPr>
+          <w:ilvl w:val="0"/>
           <w:numId w:val="0"/>
         </w:numPr>
         <w:ind w:leftChars="0"/>
@@ -1535,15 +1602,7 @@
                 <w:sz w:val="18"/>
                 <w:szCs w:val="18"/>
               </w:rPr>
-              <w:t>Binaryoperation</w:t>
-            </w:r>
-            <w:r>
-              <w:rPr>
-                <w:rFonts w:hint="default" w:ascii="Times New Roman" w:hAnsi="Times New Roman" w:eastAsia="宋体" w:cs="Times New Roman"/>
-                <w:sz w:val="18"/>
-                <w:szCs w:val="18"/>
-              </w:rPr>
-              <w:t xml:space="preserve"> 继承体系</w:t>
+              <w:t>Binaryoperation 继承体系</w:t>
             </w:r>
             <w:r>
               <w:rPr>
@@ -1786,15 +1845,7 @@
                 <w:sz w:val="18"/>
                 <w:szCs w:val="18"/>
               </w:rPr>
-              <w:t xml:space="preserve">JUnit </w:t>
-            </w:r>
-            <w:r>
-              <w:rPr>
-                <w:rFonts w:hint="default" w:ascii="Times New Roman" w:hAnsi="Times New Roman" w:eastAsia="宋体" w:cs="Times New Roman"/>
-                <w:sz w:val="18"/>
-                <w:szCs w:val="18"/>
-              </w:rPr>
-              <w:t>自动化测试</w:t>
+              <w:t>JUnit 自动化测试</w:t>
             </w:r>
           </w:p>
         </w:tc>
@@ -4801,6 +4852,7 @@
       <w:pPr>
         <w:pStyle w:val="16"/>
         <w:numPr>
+          <w:ilvl w:val="0"/>
           <w:numId w:val="0"/>
         </w:numPr>
         <w:ind w:leftChars="0"/>
@@ -4814,7 +4866,6 @@
           <w:lang w:val="en-US" w:eastAsia="zh-CN"/>
         </w:rPr>
         <w:tab/>
-        <w:t/>
       </w:r>
       <w:r>
         <w:rPr>
@@ -4822,6 +4873,12 @@
           <w:lang w:val="en-US" w:eastAsia="zh-CN"/>
         </w:rPr>
         <w:tab/>
+      </w:r>
+      <w:r>
+        <w:rPr>
+          <w:rFonts w:hint="default" w:ascii="Times New Roman" w:hAnsi="Times New Roman" w:eastAsia="宋体" w:cs="Times New Roman"/>
+          <w:lang w:val="en-US" w:eastAsia="zh-CN"/>
+        </w:rPr>
         <w:t>1.</w:t>
       </w:r>
       <w:r>
@@ -4835,6 +4892,7 @@
       <w:pPr>
         <w:pStyle w:val="16"/>
         <w:numPr>
+          <w:ilvl w:val="0"/>
           <w:numId w:val="0"/>
         </w:numPr>
         <w:ind w:leftChars="0"/>
@@ -4848,7 +4906,6 @@
           <w:lang w:val="en-US" w:eastAsia="zh-CN"/>
         </w:rPr>
         <w:tab/>
-        <w:t/>
       </w:r>
       <w:r>
         <w:rPr>
@@ -4856,6 +4913,12 @@
           <w:lang w:val="en-US" w:eastAsia="zh-CN"/>
         </w:rPr>
         <w:tab/>
+      </w:r>
+      <w:r>
+        <w:rPr>
+          <w:rFonts w:hint="default" w:ascii="Times New Roman" w:hAnsi="Times New Roman" w:eastAsia="宋体" w:cs="Times New Roman"/>
+          <w:lang w:val="en-US" w:eastAsia="zh-CN"/>
+        </w:rPr>
         <w:t>2.</w:t>
       </w:r>
       <w:r>
@@ -4869,6 +4932,7 @@
       <w:pPr>
         <w:pStyle w:val="16"/>
         <w:numPr>
+          <w:ilvl w:val="0"/>
           <w:numId w:val="0"/>
         </w:numPr>
         <w:ind w:leftChars="0"/>
@@ -4882,7 +4946,6 @@
           <w:lang w:val="en-US" w:eastAsia="zh-CN"/>
         </w:rPr>
         <w:tab/>
-        <w:t/>
       </w:r>
       <w:r>
         <w:rPr>
@@ -4890,6 +4953,12 @@
           <w:lang w:val="en-US" w:eastAsia="zh-CN"/>
         </w:rPr>
         <w:tab/>
+      </w:r>
+      <w:r>
+        <w:rPr>
+          <w:rFonts w:hint="default" w:ascii="Times New Roman" w:hAnsi="Times New Roman" w:eastAsia="宋体" w:cs="Times New Roman"/>
+          <w:lang w:val="en-US" w:eastAsia="zh-CN"/>
+        </w:rPr>
         <w:t>3.</w:t>
       </w:r>
       <w:r>
@@ -4903,6 +4972,7 @@
       <w:pPr>
         <w:pStyle w:val="16"/>
         <w:numPr>
+          <w:ilvl w:val="0"/>
           <w:numId w:val="0"/>
         </w:numPr>
         <w:ind w:leftChars="0"/>
@@ -4917,7 +4987,6 @@
           <w:lang w:val="en-US" w:eastAsia="zh-CN"/>
         </w:rPr>
         <w:tab/>
-        <w:t/>
       </w:r>
       <w:r>
         <w:rPr>
@@ -4925,6 +4994,12 @@
           <w:lang w:val="en-US" w:eastAsia="zh-CN"/>
         </w:rPr>
         <w:tab/>
+      </w:r>
+      <w:r>
+        <w:rPr>
+          <w:rFonts w:hint="default" w:ascii="Times New Roman" w:hAnsi="Times New Roman" w:eastAsia="宋体" w:cs="Times New Roman"/>
+          <w:lang w:val="en-US" w:eastAsia="zh-CN"/>
+        </w:rPr>
         <w:t>4.</w:t>
       </w:r>
       <w:r>
@@ -5109,6 +5184,7 @@
       <w:pPr>
         <w:pStyle w:val="16"/>
         <w:numPr>
+          <w:ilvl w:val="0"/>
           <w:numId w:val="0"/>
         </w:numPr>
         <w:ind w:leftChars="0"/>
@@ -5150,6 +5226,7 @@
       <w:pPr>
         <w:pStyle w:val="16"/>
         <w:numPr>
+          <w:ilvl w:val="0"/>
           <w:numId w:val="0"/>
         </w:numPr>
         <w:ind w:leftChars="0"/>
@@ -5163,7 +5240,6 @@
           <w:lang w:val="en-US" w:eastAsia="zh-CN"/>
         </w:rPr>
         <w:tab/>
-        <w:t/>
       </w:r>
       <w:r>
         <w:rPr>
@@ -5171,6 +5247,12 @@
           <w:lang w:val="en-US" w:eastAsia="zh-CN"/>
         </w:rPr>
         <w:tab/>
+      </w:r>
+      <w:r>
+        <w:rPr>
+          <w:rFonts w:hint="default" w:ascii="Times New Roman" w:hAnsi="Times New Roman" w:eastAsia="宋体" w:cs="Times New Roman"/>
+          <w:lang w:val="en-US" w:eastAsia="zh-CN"/>
+        </w:rPr>
         <w:t>1.</w:t>
       </w:r>
       <w:r>
@@ -5184,6 +5266,7 @@
       <w:pPr>
         <w:pStyle w:val="16"/>
         <w:numPr>
+          <w:ilvl w:val="0"/>
           <w:numId w:val="0"/>
         </w:numPr>
         <w:ind w:leftChars="0"/>
@@ -5197,7 +5280,6 @@
           <w:lang w:val="en-US" w:eastAsia="zh-CN"/>
         </w:rPr>
         <w:tab/>
-        <w:t/>
       </w:r>
       <w:r>
         <w:rPr>
@@ -5205,6 +5287,12 @@
           <w:lang w:val="en-US" w:eastAsia="zh-CN"/>
         </w:rPr>
         <w:tab/>
+      </w:r>
+      <w:r>
+        <w:rPr>
+          <w:rFonts w:hint="default" w:ascii="Times New Roman" w:hAnsi="Times New Roman" w:eastAsia="宋体" w:cs="Times New Roman"/>
+          <w:lang w:val="en-US" w:eastAsia="zh-CN"/>
+        </w:rPr>
         <w:t>2.</w:t>
       </w:r>
       <w:r>
@@ -5218,6 +5306,7 @@
       <w:pPr>
         <w:pStyle w:val="16"/>
         <w:numPr>
+          <w:ilvl w:val="0"/>
           <w:numId w:val="0"/>
         </w:numPr>
         <w:ind w:leftChars="0"/>
@@ -5231,7 +5320,6 @@
           <w:lang w:val="en-US" w:eastAsia="zh-CN"/>
         </w:rPr>
         <w:tab/>
-        <w:t/>
       </w:r>
       <w:r>
         <w:rPr>
@@ -5239,6 +5327,12 @@
           <w:lang w:val="en-US" w:eastAsia="zh-CN"/>
         </w:rPr>
         <w:tab/>
+      </w:r>
+      <w:r>
+        <w:rPr>
+          <w:rFonts w:hint="default" w:ascii="Times New Roman" w:hAnsi="Times New Roman" w:eastAsia="宋体" w:cs="Times New Roman"/>
+          <w:lang w:val="en-US" w:eastAsia="zh-CN"/>
+        </w:rPr>
         <w:t>3.</w:t>
       </w:r>
       <w:r>
@@ -5252,6 +5346,7 @@
       <w:pPr>
         <w:pStyle w:val="16"/>
         <w:numPr>
+          <w:ilvl w:val="0"/>
           <w:numId w:val="0"/>
         </w:numPr>
         <w:ind w:leftChars="0"/>
@@ -5272,6 +5367,7 @@
       <w:pPr>
         <w:pStyle w:val="16"/>
         <w:numPr>
+          <w:ilvl w:val="0"/>
           <w:numId w:val="0"/>
         </w:numPr>
         <w:ind w:leftChars="0"/>
@@ -5330,6 +5426,7 @@
       <w:pPr>
         <w:pStyle w:val="16"/>
         <w:numPr>
+          <w:ilvl w:val="0"/>
           <w:numId w:val="0"/>
         </w:numPr>
         <w:ind w:leftChars="0"/>
@@ -5388,6 +5485,7 @@
       <w:pPr>
         <w:pStyle w:val="16"/>
         <w:numPr>
+          <w:ilvl w:val="0"/>
           <w:numId w:val="0"/>
         </w:numPr>
         <w:ind w:leftChars="0"/>
@@ -5446,6 +5544,7 @@
       <w:pPr>
         <w:pStyle w:val="16"/>
         <w:numPr>
+          <w:ilvl w:val="0"/>
           <w:numId w:val="0"/>
         </w:numPr>
         <w:ind w:leftChars="0"/>
@@ -5459,6 +5558,7 @@
       <w:pPr>
         <w:pStyle w:val="16"/>
         <w:numPr>
+          <w:ilvl w:val="0"/>
           <w:numId w:val="0"/>
         </w:numPr>
         <w:ind w:leftChars="0"/>
@@ -5472,6 +5572,7 @@
       <w:pPr>
         <w:pStyle w:val="16"/>
         <w:numPr>
+          <w:ilvl w:val="0"/>
           <w:numId w:val="0"/>
         </w:numPr>
         <w:ind w:leftChars="0"/>
@@ -9975,6 +10076,7 @@
       <w:pPr>
         <w:pStyle w:val="16"/>
         <w:numPr>
+          <w:ilvl w:val="0"/>
           <w:numId w:val="0"/>
         </w:numPr>
         <w:ind w:leftChars="0"/>
@@ -10000,6 +10102,7 @@
       <w:pPr>
         <w:pStyle w:val="16"/>
         <w:numPr>
+          <w:ilvl w:val="0"/>
           <w:numId w:val="0"/>
         </w:numPr>
         <w:ind w:leftChars="0"/>
@@ -10025,6 +10128,7 @@
       <w:pPr>
         <w:pStyle w:val="16"/>
         <w:numPr>
+          <w:ilvl w:val="0"/>
           <w:numId w:val="0"/>
         </w:numPr>
         <w:ind w:leftChars="0"/>
@@ -10050,6 +10154,7 @@
       <w:pPr>
         <w:pStyle w:val="16"/>
         <w:numPr>
+          <w:ilvl w:val="0"/>
           <w:numId w:val="0"/>
         </w:numPr>
         <w:ind w:leftChars="0"/>
@@ -10503,8 +10608,6 @@
           <w:rFonts w:hint="default" w:ascii="Times New Roman" w:hAnsi="Times New Roman" w:eastAsia="宋体" w:cs="Times New Roman"/>
         </w:rPr>
       </w:pPr>
-      <w:bookmarkStart w:id="0" w:name="_GoBack"/>
-      <w:bookmarkEnd w:id="0"/>
       <w:r>
         <w:rPr>
           <w:rFonts w:hint="default" w:ascii="Times New Roman" w:hAnsi="Times New Roman" w:eastAsia="宋体" w:cs="Times New Roman"/>
@@ -10622,6 +10725,7 @@
       <w:pPr>
         <w:pStyle w:val="16"/>
         <w:numPr>
+          <w:ilvl w:val="0"/>
           <w:numId w:val="0"/>
         </w:numPr>
         <w:ind w:leftChars="0"/>
@@ -10635,7 +10739,6 @@
           <w:lang w:val="en-US" w:eastAsia="zh-CN"/>
         </w:rPr>
         <w:tab/>
-        <w:t/>
       </w:r>
       <w:r>
         <w:rPr>
@@ -10655,6 +10758,7 @@
       <w:pPr>
         <w:pStyle w:val="16"/>
         <w:numPr>
+          <w:ilvl w:val="0"/>
           <w:numId w:val="0"/>
         </w:numPr>
         <w:ind w:leftChars="0"/>
@@ -10668,7 +10772,6 @@
           <w:lang w:val="en-US" w:eastAsia="zh-CN"/>
         </w:rPr>
         <w:tab/>
-        <w:t/>
       </w:r>
       <w:r>
         <w:rPr>
@@ -10688,6 +10791,7 @@
       <w:pPr>
         <w:pStyle w:val="16"/>
         <w:numPr>
+          <w:ilvl w:val="0"/>
           <w:numId w:val="0"/>
         </w:numPr>
         <w:ind w:leftChars="0"/>
@@ -10701,7 +10805,6 @@
           <w:lang w:val="en-US" w:eastAsia="zh-CN"/>
         </w:rPr>
         <w:tab/>
-        <w:t/>
       </w:r>
       <w:r>
         <w:rPr>
@@ -10721,6 +10824,7 @@
       <w:pPr>
         <w:pStyle w:val="16"/>
         <w:numPr>
+          <w:ilvl w:val="0"/>
           <w:numId w:val="0"/>
         </w:numPr>
         <w:ind w:leftChars="0"/>
@@ -10734,7 +10838,6 @@
           <w:lang w:val="en-US" w:eastAsia="zh-CN"/>
         </w:rPr>
         <w:tab/>
-        <w:t/>
       </w:r>
       <w:r>
         <w:rPr>
@@ -10768,6 +10871,7 @@
       <w:pPr>
         <w:pStyle w:val="16"/>
         <w:numPr>
+          <w:ilvl w:val="0"/>
           <w:numId w:val="0"/>
         </w:numPr>
         <w:ind w:leftChars="0"/>
@@ -10782,7 +10886,6 @@
           <w:lang w:val="en-US" w:eastAsia="zh-CN"/>
         </w:rPr>
         <w:tab/>
-        <w:t/>
       </w:r>
       <w:r>
         <w:rPr>
@@ -10809,6 +10912,7 @@
       <w:pPr>
         <w:pStyle w:val="16"/>
         <w:numPr>
+          <w:ilvl w:val="0"/>
           <w:numId w:val="0"/>
         </w:numPr>
         <w:ind w:leftChars="0"/>
@@ -10822,7 +10926,6 @@
           <w:lang w:val="en-US" w:eastAsia="zh-CN"/>
         </w:rPr>
         <w:tab/>
-        <w:t/>
       </w:r>
       <w:r>
         <w:rPr>
@@ -10842,6 +10945,7 @@
       <w:pPr>
         <w:pStyle w:val="16"/>
         <w:numPr>
+          <w:ilvl w:val="0"/>
           <w:numId w:val="0"/>
         </w:numPr>
         <w:ind w:leftChars="0"/>
@@ -10855,7 +10959,6 @@
           <w:lang w:val="en-US" w:eastAsia="zh-CN"/>
         </w:rPr>
         <w:tab/>
-        <w:t/>
       </w:r>
       <w:r>
         <w:rPr>
@@ -10875,6 +10978,7 @@
       <w:pPr>
         <w:pStyle w:val="16"/>
         <w:numPr>
+          <w:ilvl w:val="0"/>
           <w:numId w:val="0"/>
         </w:numPr>
         <w:ind w:leftChars="0"/>
@@ -11479,18 +11583,18 @@
     <w:lsdException w:uiPriority="99" w:name="table of authorities"/>
     <w:lsdException w:uiPriority="99" w:semiHidden="0" w:name="macro"/>
     <w:lsdException w:uiPriority="99" w:name="toa heading"/>
-    <w:lsdException w:uiPriority="99" w:semiHidden="0" w:name="List"/>
+    <w:lsdException w:qFormat="1" w:uiPriority="99" w:semiHidden="0" w:name="List"/>
     <w:lsdException w:uiPriority="99" w:semiHidden="0" w:name="List Bullet"/>
     <w:lsdException w:uiPriority="99" w:semiHidden="0" w:name="List Number"/>
-    <w:lsdException w:uiPriority="99" w:semiHidden="0" w:name="List 2"/>
+    <w:lsdException w:qFormat="1" w:uiPriority="99" w:semiHidden="0" w:name="List 2"/>
     <w:lsdException w:uiPriority="99" w:semiHidden="0" w:name="List 3"/>
     <w:lsdException w:uiPriority="99" w:name="List 4"/>
     <w:lsdException w:uiPriority="99" w:name="List 5"/>
-    <w:lsdException w:uiPriority="99" w:semiHidden="0" w:name="List Bullet 2"/>
+    <w:lsdException w:qFormat="1" w:uiPriority="99" w:semiHidden="0" w:name="List Bullet 2"/>
     <w:lsdException w:uiPriority="99" w:semiHidden="0" w:name="List Bullet 3"/>
     <w:lsdException w:uiPriority="99" w:name="List Bullet 4"/>
     <w:lsdException w:uiPriority="99" w:name="List Bullet 5"/>
-    <w:lsdException w:uiPriority="99" w:semiHidden="0" w:name="List Number 2"/>
+    <w:lsdException w:qFormat="1" w:uiPriority="99" w:semiHidden="0" w:name="List Number 2"/>
     <w:lsdException w:uiPriority="99" w:semiHidden="0" w:name="List Number 3"/>
     <w:lsdException w:uiPriority="99" w:name="List Number 4"/>
     <w:lsdException w:uiPriority="99" w:name="List Number 5"/>
@@ -11501,7 +11605,7 @@
     <w:lsdException w:uiPriority="99" w:semiHidden="0" w:name="Body Text"/>
     <w:lsdException w:uiPriority="99" w:name="Body Text Indent"/>
     <w:lsdException w:qFormat="1" w:uiPriority="99" w:semiHidden="0" w:name="List Continue"/>
-    <w:lsdException w:uiPriority="99" w:semiHidden="0" w:name="List Continue 2"/>
+    <w:lsdException w:qFormat="1" w:uiPriority="99" w:semiHidden="0" w:name="List Continue 2"/>
     <w:lsdException w:qFormat="1" w:uiPriority="99" w:semiHidden="0" w:name="List Continue 3"/>
     <w:lsdException w:uiPriority="99" w:name="List Continue 4"/>
     <w:lsdException w:uiPriority="99" w:name="List Continue 5"/>
@@ -11535,7 +11639,7 @@
     <w:lsdException w:uiPriority="99" w:name="HTML Sample"/>
     <w:lsdException w:uiPriority="99" w:name="HTML Typewriter"/>
     <w:lsdException w:uiPriority="99" w:name="HTML Variable"/>
-    <w:lsdException w:uiPriority="99" w:name="Normal Table"/>
+    <w:lsdException w:qFormat="1" w:uiPriority="99" w:name="Normal Table"/>
     <w:lsdException w:uiPriority="99" w:name="annotation subject"/>
     <w:lsdException w:uiPriority="99" w:name="Table Simple 1"/>
     <w:lsdException w:uiPriority="99" w:name="Table Simple 2"/>
@@ -11642,7 +11746,7 @@
     <w:lsdException w:qFormat="1" w:unhideWhenUsed="0" w:uiPriority="71" w:semiHidden="0" w:name="Colorful Shading Accent 3"/>
     <w:lsdException w:qFormat="1" w:unhideWhenUsed="0" w:uiPriority="72" w:semiHidden="0" w:name="Colorful List Accent 3"/>
     <w:lsdException w:unhideWhenUsed="0" w:uiPriority="73" w:semiHidden="0" w:name="Colorful Grid Accent 3"/>
-    <w:lsdException w:unhideWhenUsed="0" w:uiPriority="60" w:semiHidden="0" w:name="Light Shading Accent 4"/>
+    <w:lsdException w:qFormat="1" w:unhideWhenUsed="0" w:uiPriority="60" w:semiHidden="0" w:name="Light Shading Accent 4"/>
     <w:lsdException w:qFormat="1" w:unhideWhenUsed="0" w:uiPriority="61" w:semiHidden="0" w:name="Light List Accent 4"/>
     <w:lsdException w:qFormat="1" w:unhideWhenUsed="0" w:uiPriority="62" w:semiHidden="0" w:name="Light Grid Accent 4"/>
     <w:lsdException w:qFormat="1" w:unhideWhenUsed="0" w:uiPriority="63" w:semiHidden="0" w:name="Medium Shading 1 Accent 4"/>
@@ -11670,7 +11774,7 @@
     <w:lsdException w:qFormat="1" w:unhideWhenUsed="0" w:uiPriority="71" w:semiHidden="0" w:name="Colorful Shading Accent 5"/>
     <w:lsdException w:qFormat="1" w:unhideWhenUsed="0" w:uiPriority="72" w:semiHidden="0" w:name="Colorful List Accent 5"/>
     <w:lsdException w:unhideWhenUsed="0" w:uiPriority="73" w:semiHidden="0" w:name="Colorful Grid Accent 5"/>
-    <w:lsdException w:unhideWhenUsed="0" w:uiPriority="60" w:semiHidden="0" w:name="Light Shading Accent 6"/>
+    <w:lsdException w:qFormat="1" w:unhideWhenUsed="0" w:uiPriority="60" w:semiHidden="0" w:name="Light Shading Accent 6"/>
     <w:lsdException w:qFormat="1" w:unhideWhenUsed="0" w:uiPriority="61" w:semiHidden="0" w:name="Light List Accent 6"/>
     <w:lsdException w:unhideWhenUsed="0" w:uiPriority="62" w:semiHidden="0" w:name="Light Grid Accent 6"/>
     <w:lsdException w:qFormat="1" w:unhideWhenUsed="0" w:uiPriority="63" w:semiHidden="0" w:name="Medium Shading 1 Accent 6"/>
@@ -11704,7 +11808,7 @@
     <w:name w:val="heading 1"/>
     <w:basedOn w:val="1"/>
     <w:next w:val="1"/>
-    <w:link w:val="138"/>
+    <w:link w:val="139"/>
     <w:qFormat/>
     <w:uiPriority w:val="9"/>
     <w:pPr>
@@ -11726,7 +11830,7 @@
     <w:name w:val="heading 2"/>
     <w:basedOn w:val="1"/>
     <w:next w:val="1"/>
-    <w:link w:val="139"/>
+    <w:link w:val="140"/>
     <w:unhideWhenUsed/>
     <w:qFormat/>
     <w:uiPriority w:val="9"/>
@@ -11749,7 +11853,7 @@
     <w:name w:val="heading 3"/>
     <w:basedOn w:val="1"/>
     <w:next w:val="1"/>
-    <w:link w:val="140"/>
+    <w:link w:val="141"/>
     <w:unhideWhenUsed/>
     <w:qFormat/>
     <w:uiPriority w:val="9"/>
@@ -11771,7 +11875,7 @@
     <w:name w:val="heading 4"/>
     <w:basedOn w:val="1"/>
     <w:next w:val="1"/>
-    <w:link w:val="150"/>
+    <w:link w:val="151"/>
     <w:semiHidden/>
     <w:unhideWhenUsed/>
     <w:qFormat/>
@@ -11796,7 +11900,7 @@
     <w:name w:val="heading 5"/>
     <w:basedOn w:val="1"/>
     <w:next w:val="1"/>
-    <w:link w:val="151"/>
+    <w:link w:val="152"/>
     <w:semiHidden/>
     <w:unhideWhenUsed/>
     <w:qFormat/>
@@ -11816,7 +11920,7 @@
     <w:name w:val="heading 6"/>
     <w:basedOn w:val="1"/>
     <w:next w:val="1"/>
-    <w:link w:val="152"/>
+    <w:link w:val="153"/>
     <w:semiHidden/>
     <w:unhideWhenUsed/>
     <w:qFormat/>
@@ -11838,7 +11942,7 @@
     <w:name w:val="heading 7"/>
     <w:basedOn w:val="1"/>
     <w:next w:val="1"/>
-    <w:link w:val="153"/>
+    <w:link w:val="154"/>
     <w:semiHidden/>
     <w:unhideWhenUsed/>
     <w:qFormat/>
@@ -11868,7 +11972,7 @@
     <w:name w:val="heading 8"/>
     <w:basedOn w:val="1"/>
     <w:next w:val="1"/>
-    <w:link w:val="154"/>
+    <w:link w:val="155"/>
     <w:semiHidden/>
     <w:unhideWhenUsed/>
     <w:qFormat/>
@@ -11895,7 +11999,7 @@
     <w:name w:val="heading 9"/>
     <w:basedOn w:val="1"/>
     <w:next w:val="1"/>
-    <w:link w:val="155"/>
+    <w:link w:val="156"/>
     <w:semiHidden/>
     <w:unhideWhenUsed/>
     <w:qFormat/>
@@ -11933,6 +12037,7 @@
     <w:name w:val="Normal Table"/>
     <w:semiHidden/>
     <w:unhideWhenUsed/>
+    <w:qFormat/>
     <w:uiPriority w:val="99"/>
     <w:tblPr>
       <w:tblCellMar>
@@ -11945,7 +12050,7 @@
   </w:style>
   <w:style w:type="paragraph" w:styleId="2">
     <w:name w:val="macro"/>
-    <w:link w:val="147"/>
+    <w:link w:val="148"/>
     <w:unhideWhenUsed/>
     <w:uiPriority w:val="99"/>
     <w:pPr>
@@ -11981,6 +12086,7 @@
     <w:name w:val="List Number 2"/>
     <w:basedOn w:val="1"/>
     <w:unhideWhenUsed/>
+    <w:qFormat/>
     <w:uiPriority w:val="99"/>
     <w:pPr>
       <w:numPr>
@@ -12043,7 +12149,7 @@
   <w:style w:type="paragraph" w:styleId="17">
     <w:name w:val="Body Text 3"/>
     <w:basedOn w:val="1"/>
-    <w:link w:val="146"/>
+    <w:link w:val="147"/>
     <w:unhideWhenUsed/>
     <w:qFormat/>
     <w:uiPriority w:val="99"/>
@@ -12071,7 +12177,7 @@
   <w:style w:type="paragraph" w:styleId="19">
     <w:name w:val="Body Text"/>
     <w:basedOn w:val="1"/>
-    <w:link w:val="144"/>
+    <w:link w:val="145"/>
     <w:unhideWhenUsed/>
     <w:uiPriority w:val="99"/>
     <w:pPr>
@@ -12095,6 +12201,7 @@
     <w:name w:val="List 2"/>
     <w:basedOn w:val="1"/>
     <w:unhideWhenUsed/>
+    <w:qFormat/>
     <w:uiPriority w:val="99"/>
     <w:pPr>
       <w:ind w:left="720" w:hanging="360"/>
@@ -12117,6 +12224,7 @@
     <w:name w:val="List Bullet 2"/>
     <w:basedOn w:val="1"/>
     <w:unhideWhenUsed/>
+    <w:qFormat/>
     <w:uiPriority w:val="99"/>
     <w:pPr>
       <w:numPr>
@@ -12129,7 +12237,7 @@
   <w:style w:type="paragraph" w:styleId="24">
     <w:name w:val="footer"/>
     <w:basedOn w:val="1"/>
-    <w:link w:val="136"/>
+    <w:link w:val="137"/>
     <w:unhideWhenUsed/>
     <w:uiPriority w:val="99"/>
     <w:pPr>
@@ -12143,7 +12251,7 @@
   <w:style w:type="paragraph" w:styleId="25">
     <w:name w:val="header"/>
     <w:basedOn w:val="1"/>
-    <w:link w:val="135"/>
+    <w:link w:val="136"/>
     <w:unhideWhenUsed/>
     <w:uiPriority w:val="99"/>
     <w:pPr>
@@ -12158,7 +12266,7 @@
     <w:name w:val="Subtitle"/>
     <w:basedOn w:val="1"/>
     <w:next w:val="1"/>
-    <w:link w:val="142"/>
+    <w:link w:val="143"/>
     <w:qFormat/>
     <w:uiPriority w:val="11"/>
     <w:rPr>
@@ -12180,6 +12288,7 @@
     <w:name w:val="List"/>
     <w:basedOn w:val="1"/>
     <w:unhideWhenUsed/>
+    <w:qFormat/>
     <w:uiPriority w:val="99"/>
     <w:pPr>
       <w:ind w:left="360" w:hanging="360"/>
@@ -12189,7 +12298,7 @@
   <w:style w:type="paragraph" w:styleId="28">
     <w:name w:val="Body Text 2"/>
     <w:basedOn w:val="1"/>
-    <w:link w:val="145"/>
+    <w:link w:val="146"/>
     <w:unhideWhenUsed/>
     <w:uiPriority w:val="99"/>
     <w:pPr>
@@ -12200,6 +12309,7 @@
     <w:name w:val="List Continue 2"/>
     <w:basedOn w:val="1"/>
     <w:unhideWhenUsed/>
+    <w:qFormat/>
     <w:uiPriority w:val="99"/>
     <w:pPr>
       <w:spacing w:after="120"/>
@@ -12223,7 +12333,7 @@
     <w:name w:val="Title"/>
     <w:basedOn w:val="1"/>
     <w:next w:val="1"/>
-    <w:link w:val="141"/>
+    <w:link w:val="142"/>
     <w:qFormat/>
     <w:uiPriority w:val="10"/>
     <w:pPr>
@@ -12669,6 +12779,7 @@
   <w:style w:type="table" w:styleId="38">
     <w:name w:val="Light Shading Accent 4"/>
     <w:basedOn w:val="32"/>
+    <w:qFormat/>
     <w:uiPriority w:val="60"/>
     <w:pPr>
       <w:spacing w:after="0" w:line="240" w:lineRule="auto"/>
@@ -12868,6 +12979,7 @@
   <w:style w:type="table" w:styleId="40">
     <w:name w:val="Light Shading Accent 6"/>
     <w:basedOn w:val="32"/>
+    <w:qFormat/>
     <w:uiPriority w:val="60"/>
     <w:pPr>
       <w:spacing w:after="0" w:line="240" w:lineRule="auto"/>
@@ -23771,21 +23883,32 @@
       <w:iCs/>
     </w:rPr>
   </w:style>
-  <w:style w:type="character" w:customStyle="1" w:styleId="135">
+  <w:style w:type="character" w:styleId="135">
+    <w:name w:val="Hyperlink"/>
+    <w:basedOn w:val="132"/>
+    <w:semiHidden/>
+    <w:unhideWhenUsed/>
+    <w:uiPriority w:val="99"/>
+    <w:rPr>
+      <w:color w:val="0000FF"/>
+      <w:u w:val="single"/>
+    </w:rPr>
+  </w:style>
+  <w:style w:type="character" w:customStyle="1" w:styleId="136">
     <w:name w:val="Header Char"/>
     <w:basedOn w:val="132"/>
     <w:link w:val="25"/>
     <w:qFormat/>
     <w:uiPriority w:val="99"/>
   </w:style>
-  <w:style w:type="character" w:customStyle="1" w:styleId="136">
+  <w:style w:type="character" w:customStyle="1" w:styleId="137">
     <w:name w:val="Footer Char"/>
     <w:basedOn w:val="132"/>
     <w:link w:val="24"/>
     <w:qFormat/>
     <w:uiPriority w:val="99"/>
   </w:style>
-  <w:style w:type="paragraph" w:styleId="137">
+  <w:style w:type="paragraph" w:styleId="138">
     <w:name w:val="No Spacing"/>
     <w:qFormat/>
     <w:uiPriority w:val="1"/>
@@ -23799,7 +23922,7 @@
       <w:lang w:val="en-US" w:eastAsia="en-US" w:bidi="ar-SA"/>
     </w:rPr>
   </w:style>
-  <w:style w:type="character" w:customStyle="1" w:styleId="138">
+  <w:style w:type="character" w:customStyle="1" w:styleId="139">
     <w:name w:val="Heading 1 Char"/>
     <w:basedOn w:val="132"/>
     <w:link w:val="3"/>
@@ -23813,7 +23936,7 @@
       <w:szCs w:val="28"/>
     </w:rPr>
   </w:style>
-  <w:style w:type="character" w:customStyle="1" w:styleId="139">
+  <w:style w:type="character" w:customStyle="1" w:styleId="140">
     <w:name w:val="Heading 2 Char"/>
     <w:basedOn w:val="132"/>
     <w:link w:val="4"/>
@@ -23832,10 +23955,11 @@
       </w14:textFill>
     </w:rPr>
   </w:style>
-  <w:style w:type="character" w:customStyle="1" w:styleId="140">
+  <w:style w:type="character" w:customStyle="1" w:styleId="141">
     <w:name w:val="Heading 3 Char"/>
     <w:basedOn w:val="132"/>
     <w:link w:val="5"/>
+    <w:qFormat/>
     <w:uiPriority w:val="9"/>
     <w:rPr>
       <w:rFonts w:asciiTheme="majorHAnsi" w:hAnsiTheme="majorHAnsi" w:eastAsiaTheme="majorEastAsia" w:cstheme="majorBidi"/>
@@ -23849,7 +23973,7 @@
       </w14:textFill>
     </w:rPr>
   </w:style>
-  <w:style w:type="character" w:customStyle="1" w:styleId="141">
+  <w:style w:type="character" w:customStyle="1" w:styleId="142">
     <w:name w:val="Title Char"/>
     <w:basedOn w:val="132"/>
     <w:link w:val="31"/>
@@ -23863,7 +23987,7 @@
       <w:szCs w:val="52"/>
     </w:rPr>
   </w:style>
-  <w:style w:type="character" w:customStyle="1" w:styleId="142">
+  <w:style w:type="character" w:customStyle="1" w:styleId="143">
     <w:name w:val="Subtitle Char"/>
     <w:basedOn w:val="132"/>
     <w:link w:val="26"/>
@@ -23883,7 +24007,7 @@
       </w14:textFill>
     </w:rPr>
   </w:style>
-  <w:style w:type="paragraph" w:styleId="143">
+  <w:style w:type="paragraph" w:styleId="144">
     <w:name w:val="List Paragraph"/>
     <w:basedOn w:val="1"/>
     <w:qFormat/>
@@ -23893,29 +24017,30 @@
       <w:contextualSpacing/>
     </w:pPr>
   </w:style>
-  <w:style w:type="character" w:customStyle="1" w:styleId="144">
+  <w:style w:type="character" w:customStyle="1" w:styleId="145">
     <w:name w:val="Body Text Char"/>
     <w:basedOn w:val="132"/>
     <w:link w:val="19"/>
     <w:uiPriority w:val="99"/>
   </w:style>
-  <w:style w:type="character" w:customStyle="1" w:styleId="145">
+  <w:style w:type="character" w:customStyle="1" w:styleId="146">
     <w:name w:val="Body Text 2 Char"/>
     <w:basedOn w:val="132"/>
     <w:link w:val="28"/>
     <w:uiPriority w:val="99"/>
   </w:style>
-  <w:style w:type="character" w:customStyle="1" w:styleId="146">
+  <w:style w:type="character" w:customStyle="1" w:styleId="147">
     <w:name w:val="Body Text 3 Char"/>
     <w:basedOn w:val="132"/>
     <w:link w:val="17"/>
+    <w:qFormat/>
     <w:uiPriority w:val="99"/>
     <w:rPr>
       <w:sz w:val="16"/>
       <w:szCs w:val="16"/>
     </w:rPr>
   </w:style>
-  <w:style w:type="character" w:customStyle="1" w:styleId="147">
+  <w:style w:type="character" w:customStyle="1" w:styleId="148">
     <w:name w:val="Macro Text Char"/>
     <w:basedOn w:val="132"/>
     <w:link w:val="2"/>
@@ -23927,10 +24052,27 @@
       <w:szCs w:val="20"/>
     </w:rPr>
   </w:style>
-  <w:style w:type="paragraph" w:styleId="148">
+  <w:style w:type="paragraph" w:styleId="149">
     <w:name w:val="Quote"/>
     <w:basedOn w:val="1"/>
     <w:next w:val="1"/>
+    <w:link w:val="150"/>
+    <w:qFormat/>
+    <w:uiPriority w:val="29"/>
+    <w:rPr>
+      <w:i/>
+      <w:iCs/>
+      <w:color w:val="000000" w:themeColor="text1"/>
+      <w14:textFill>
+        <w14:solidFill>
+          <w14:schemeClr w14:val="tx1"/>
+        </w14:solidFill>
+      </w14:textFill>
+    </w:rPr>
+  </w:style>
+  <w:style w:type="character" w:customStyle="1" w:styleId="150">
+    <w:name w:val="Quote Char"/>
+    <w:basedOn w:val="132"/>
     <w:link w:val="149"/>
     <w:qFormat/>
     <w:uiPriority w:val="29"/>
@@ -23945,24 +24087,7 @@
       </w14:textFill>
     </w:rPr>
   </w:style>
-  <w:style w:type="character" w:customStyle="1" w:styleId="149">
-    <w:name w:val="Quote Char"/>
-    <w:basedOn w:val="132"/>
-    <w:link w:val="148"/>
-    <w:qFormat/>
-    <w:uiPriority w:val="29"/>
-    <w:rPr>
-      <w:i/>
-      <w:iCs/>
-      <w:color w:val="000000" w:themeColor="text1"/>
-      <w14:textFill>
-        <w14:solidFill>
-          <w14:schemeClr w14:val="tx1"/>
-        </w14:solidFill>
-      </w14:textFill>
-    </w:rPr>
-  </w:style>
-  <w:style w:type="character" w:customStyle="1" w:styleId="150">
+  <w:style w:type="character" w:customStyle="1" w:styleId="151">
     <w:name w:val="Heading 4 Char"/>
     <w:basedOn w:val="132"/>
     <w:link w:val="6"/>
@@ -23983,7 +24108,7 @@
       </w14:textFill>
     </w:rPr>
   </w:style>
-  <w:style w:type="character" w:customStyle="1" w:styleId="151">
+  <w:style w:type="character" w:customStyle="1" w:styleId="152">
     <w:name w:val="Heading 5 Char"/>
     <w:basedOn w:val="132"/>
     <w:link w:val="7"/>
@@ -23995,7 +24120,7 @@
       <w:color w:val="254061" w:themeColor="accent1" w:themeShade="80"/>
     </w:rPr>
   </w:style>
-  <w:style w:type="character" w:customStyle="1" w:styleId="152">
+  <w:style w:type="character" w:customStyle="1" w:styleId="153">
     <w:name w:val="Heading 6 Char"/>
     <w:basedOn w:val="132"/>
     <w:link w:val="8"/>
@@ -24009,7 +24134,7 @@
       <w:color w:val="254061" w:themeColor="accent1" w:themeShade="80"/>
     </w:rPr>
   </w:style>
-  <w:style w:type="character" w:customStyle="1" w:styleId="153">
+  <w:style w:type="character" w:customStyle="1" w:styleId="154">
     <w:name w:val="Heading 7 Char"/>
     <w:basedOn w:val="132"/>
     <w:link w:val="9"/>
@@ -24031,7 +24156,7 @@
       </w14:textFill>
     </w:rPr>
   </w:style>
-  <w:style w:type="character" w:customStyle="1" w:styleId="154">
+  <w:style w:type="character" w:customStyle="1" w:styleId="155">
     <w:name w:val="Heading 8 Char"/>
     <w:basedOn w:val="132"/>
     <w:link w:val="10"/>
@@ -24050,7 +24175,7 @@
       </w14:textFill>
     </w:rPr>
   </w:style>
-  <w:style w:type="character" w:customStyle="1" w:styleId="155">
+  <w:style w:type="character" w:customStyle="1" w:styleId="156">
     <w:name w:val="Heading 9 Char"/>
     <w:basedOn w:val="132"/>
     <w:link w:val="11"/>
@@ -24074,11 +24199,11 @@
       </w14:textFill>
     </w:rPr>
   </w:style>
-  <w:style w:type="paragraph" w:styleId="156">
+  <w:style w:type="paragraph" w:styleId="157">
     <w:name w:val="Intense Quote"/>
     <w:basedOn w:val="1"/>
     <w:next w:val="1"/>
-    <w:link w:val="157"/>
+    <w:link w:val="158"/>
     <w:qFormat/>
     <w:uiPriority w:val="30"/>
     <w:pPr>
@@ -24101,10 +24226,10 @@
       </w14:textFill>
     </w:rPr>
   </w:style>
-  <w:style w:type="character" w:customStyle="1" w:styleId="157">
+  <w:style w:type="character" w:customStyle="1" w:styleId="158">
     <w:name w:val="Intense Quote Char"/>
     <w:basedOn w:val="132"/>
-    <w:link w:val="156"/>
+    <w:link w:val="157"/>
     <w:uiPriority w:val="30"/>
     <w:rPr>
       <w:b/>
@@ -24119,7 +24244,7 @@
       </w14:textFill>
     </w:rPr>
   </w:style>
-  <w:style w:type="character" w:customStyle="1" w:styleId="158">
+  <w:style w:type="character" w:customStyle="1" w:styleId="159">
     <w:name w:val="Subtle Emphasis"/>
     <w:basedOn w:val="132"/>
     <w:qFormat/>
@@ -24138,7 +24263,7 @@
       </w14:textFill>
     </w:rPr>
   </w:style>
-  <w:style w:type="character" w:customStyle="1" w:styleId="159">
+  <w:style w:type="character" w:customStyle="1" w:styleId="160">
     <w:name w:val="Intense Emphasis"/>
     <w:basedOn w:val="132"/>
     <w:qFormat/>
@@ -24156,7 +24281,7 @@
       </w14:textFill>
     </w:rPr>
   </w:style>
-  <w:style w:type="character" w:customStyle="1" w:styleId="160">
+  <w:style w:type="character" w:customStyle="1" w:styleId="161">
     <w:name w:val="Subtle Reference"/>
     <w:basedOn w:val="132"/>
     <w:qFormat/>
@@ -24172,7 +24297,7 @@
       </w14:textFill>
     </w:rPr>
   </w:style>
-  <w:style w:type="character" w:customStyle="1" w:styleId="161">
+  <w:style w:type="character" w:customStyle="1" w:styleId="162">
     <w:name w:val="Intense Reference"/>
     <w:basedOn w:val="132"/>
     <w:qFormat/>
@@ -24191,7 +24316,7 @@
       </w14:textFill>
     </w:rPr>
   </w:style>
-  <w:style w:type="character" w:customStyle="1" w:styleId="162">
+  <w:style w:type="character" w:customStyle="1" w:styleId="163">
     <w:name w:val="Book Title"/>
     <w:basedOn w:val="132"/>
     <w:qFormat/>
@@ -24203,7 +24328,7 @@
       <w:spacing w:val="5"/>
     </w:rPr>
   </w:style>
-  <w:style w:type="paragraph" w:customStyle="1" w:styleId="163">
+  <w:style w:type="paragraph" w:customStyle="1" w:styleId="164">
     <w:name w:val="TOC Heading"/>
     <w:basedOn w:val="3"/>
     <w:next w:val="1"/>
